--- a/Documents/Prosthesis v1 Application Notes.docx
+++ b/Documents/Prosthesis v1 Application Notes.docx
@@ -1454,15 +1454,7 @@
         <w:t xml:space="preserve"> </w:t>
       </w:r>
       <w:r>
-        <w:t xml:space="preserve">A new encoder bias position must be found and defined whenever the magnet is reassembled into the device. The bias can be found by logging data in </w:t>
-      </w:r>
-      <w:proofErr w:type="spellStart"/>
-      <w:r>
-        <w:t>CubeMonitor</w:t>
-      </w:r>
-      <w:proofErr w:type="spellEnd"/>
-      <w:r>
-        <w:t xml:space="preserve"> and averaging the encoder values.</w:t>
+        <w:t>A new encoder bias position must be found and defined whenever the magnet is reassembled into the device. The bias can be found by logging data in CubeMonitor and averaging the encoder values.</w:t>
       </w:r>
       <w:r>
         <w:br/>
@@ -1513,18 +1505,10 @@
         <w:t>used</w:t>
       </w:r>
       <w:r>
-        <w:t xml:space="preserve"> in </w:t>
-      </w:r>
-      <w:proofErr w:type="spellStart"/>
-      <w:r>
-        <w:t>CubeMonito</w:t>
-      </w:r>
-      <w:r>
-        <w:t>r</w:t>
-      </w:r>
-      <w:proofErr w:type="spellEnd"/>
-      <w:r>
-        <w:t xml:space="preserve"> for visualization, logging, or both</w:t>
+        <w:t xml:space="preserve"> in CubeMonito</w:t>
+      </w:r>
+      <w:r>
+        <w:t>r for visualization, logging, or both</w:t>
       </w:r>
       <w:r>
         <w:t>.</w:t>
@@ -1596,16 +1580,11 @@
         <w:t>??</w:t>
       </w:r>
       <w:r>
-        <w:t xml:space="preserve"> </w:t>
-      </w:r>
-      <w:proofErr w:type="spellStart"/>
-      <w:r>
-        <w:t>ms</w:t>
+        <w:t xml:space="preserve"> ms</w:t>
       </w:r>
       <w:r>
         <w:t>.</w:t>
       </w:r>
-      <w:proofErr w:type="spellEnd"/>
     </w:p>
     <w:p>
       <w:pPr>
@@ -1643,25 +1622,7 @@
         <w:t xml:space="preserve"> </w:t>
       </w:r>
       <w:r>
-        <w:t xml:space="preserve">documentation states that the </w:t>
-      </w:r>
-      <w:r>
-        <w:t>controller will drop current if it pulls 2X the nominal current. So</w:t>
-      </w:r>
-      <w:r>
-        <w:t>,</w:t>
-      </w:r>
-      <w:r>
-        <w:t xml:space="preserve"> I chose the current limit divided by 2 to be the nominal current </w:t>
-      </w:r>
-      <w:r>
-        <w:t>to</w:t>
-      </w:r>
-      <w:r>
-        <w:t xml:space="preserve"> avoid this issue.</w:t>
-      </w:r>
-      <w:r>
-        <w:t xml:space="preserve"> No problems have occurred as of writing this note.</w:t>
+        <w:t>max nominal current is 8A, so this value was used.</w:t>
       </w:r>
     </w:p>
     <w:p>
@@ -1879,7 +1840,7 @@
           <w:noProof/>
         </w:rPr>
         <w:drawing>
-          <wp:inline distT="0" distB="0" distL="0" distR="0" wp14:anchorId="7CDF1894" wp14:editId="4DF2E14B">
+          <wp:inline distT="0" distB="0" distL="0" distR="0" wp14:anchorId="7CDF1894" wp14:editId="54EFCACD">
             <wp:extent cx="5719664" cy="7538224"/>
             <wp:effectExtent l="0" t="0" r="0" b="5715"/>
             <wp:docPr id="1512744313" name="Picture 3" descr="A screenshot of a computer screen&#10;&#10;AI-generated content may be incorrect."/>
@@ -2066,29 +2027,14 @@
       <w:r>
         <w:t xml:space="preserve">. </w:t>
       </w:r>
-      <w:proofErr w:type="spellStart"/>
       <w:r>
         <w:t>CubeMonitor</w:t>
       </w:r>
       <w:bookmarkEnd w:id="5"/>
-      <w:proofErr w:type="spellEnd"/>
-    </w:p>
-    <w:p>
-      <w:proofErr w:type="spellStart"/>
-      <w:r>
-        <w:t>CubeMonitor</w:t>
-      </w:r>
-      <w:proofErr w:type="spellEnd"/>
-      <w:r>
-        <w:t xml:space="preserve"> serves as </w:t>
-      </w:r>
-      <w:proofErr w:type="gramStart"/>
-      <w:r>
-        <w:t>the</w:t>
-      </w:r>
-      <w:proofErr w:type="gramEnd"/>
-      <w:r>
-        <w:t xml:space="preserve"> interface between the device and the </w:t>
+    </w:p>
+    <w:p>
+      <w:r>
+        <w:t xml:space="preserve">CubeMonitor serves as the interface between the device and the </w:t>
       </w:r>
       <w:r>
         <w:t>user</w:t>
@@ -2176,15 +2122,7 @@
         <w:t>Figure 4.</w:t>
       </w:r>
       <w:r>
-        <w:t xml:space="preserve"> </w:t>
-      </w:r>
-      <w:proofErr w:type="spellStart"/>
-      <w:r>
-        <w:t>CubeMonitor</w:t>
-      </w:r>
-      <w:proofErr w:type="spellEnd"/>
-      <w:r>
-        <w:t xml:space="preserve"> GUI with descriptions</w:t>
+        <w:t xml:space="preserve"> CubeMonitor GUI with descriptions</w:t>
       </w:r>
       <w:r>
         <w:t xml:space="preserve"> (fitting whatever I can from my screen)</w:t>
@@ -2197,45 +2135,16 @@
     <w:p/>
     <w:p>
       <w:r>
-        <w:t xml:space="preserve">Fig. 4 shows the GUI with descriptions for each section. The four charts will plot the shown values as well as a “staircase” of the state machine sized appropriately for each chart. The lowest “stair” is Early </w:t>
-      </w:r>
-      <w:proofErr w:type="gramStart"/>
-      <w:r>
-        <w:t>Stance</w:t>
-      </w:r>
-      <w:proofErr w:type="gramEnd"/>
-      <w:r>
-        <w:t xml:space="preserve"> and the highest “stair” is Swing Descension as shown in Fig. 3.</w:t>
+        <w:t>Fig. 4 shows the GUI with descriptions for each section. The four charts will plot the shown values as well as a “staircase” of the state machine sized appropriately for each chart. The lowest “stair” is Early Stance and the highest “stair” is Swing Descension as shown in Fig. 3.</w:t>
       </w:r>
     </w:p>
     <w:p/>
     <w:p>
       <w:r>
-        <w:t xml:space="preserve">Thresholds can be adjusted on the fly. Once I had these dialed </w:t>
-      </w:r>
-      <w:proofErr w:type="gramStart"/>
-      <w:r>
-        <w:t>in</w:t>
-      </w:r>
-      <w:proofErr w:type="gramEnd"/>
-      <w:r>
-        <w:t xml:space="preserve"> I did not need to adjust for following experiments. However, for every new participant these values are likely to be unique.</w:t>
-      </w:r>
-      <w:r>
-        <w:t xml:space="preserve"> There are other thresholds inside </w:t>
-      </w:r>
-      <w:proofErr w:type="spellStart"/>
-      <w:proofErr w:type="gramStart"/>
-      <w:r>
-        <w:t>RunStateMachine</w:t>
-      </w:r>
-      <w:proofErr w:type="spellEnd"/>
-      <w:r>
-        <w:t>(</w:t>
-      </w:r>
-      <w:proofErr w:type="gramEnd"/>
-      <w:r>
-        <w:t>), but they seem solid as is (though you may still adjust if you like).</w:t>
+        <w:t>Thresholds can be adjusted on the fly. Once I had these dialed in I did not need to adjust for following experiments. However, for every new participant these values are likely to be unique.</w:t>
+      </w:r>
+      <w:r>
+        <w:t xml:space="preserve"> There are other thresholds inside RunStateMachine(), but they seem solid as is (though you may still adjust if you like).</w:t>
       </w:r>
     </w:p>
     <w:p/>
@@ -2261,7 +2170,6 @@
       <w:r>
         <w:t xml:space="preserve">Impedance control parameters only have an effect when test program is </w:t>
       </w:r>
-      <w:proofErr w:type="spellStart"/>
       <w:r>
         <w:rPr>
           <w:rFonts w:ascii="Courier New" w:hAnsi="Courier New" w:cs="Courier New"/>
@@ -2271,7 +2179,6 @@
         </w:rPr>
         <w:t>ImpedanceControl</w:t>
       </w:r>
-      <w:proofErr w:type="spellEnd"/>
       <w:r>
         <w:t>.</w:t>
       </w:r>
@@ -2282,15 +2189,7 @@
         <w:t xml:space="preserve">LED will turn green when program starts. If any errors occur, whether during initializations or </w:t>
       </w:r>
       <w:r>
-        <w:t xml:space="preserve">normal operation, LED will turn </w:t>
-      </w:r>
-      <w:proofErr w:type="gramStart"/>
-      <w:r>
-        <w:t>red</w:t>
-      </w:r>
-      <w:proofErr w:type="gramEnd"/>
-      <w:r>
-        <w:t xml:space="preserve"> and the corresponding errors will be displayed.</w:t>
+        <w:t>normal operation, LED will turn red and the corresponding errors will be displayed.</w:t>
       </w:r>
       <w:r>
         <w:t xml:space="preserve"> A description of the EPOS errors (and aborts) can be found in the EPOS4 Firmware Specification documentation.</w:t>
@@ -2327,15 +2226,7 @@
         <w:t>C:\Users\</w:t>
       </w:r>
       <w:r>
-        <w:t>&lt;</w:t>
-      </w:r>
-      <w:proofErr w:type="gramStart"/>
-      <w:r>
-        <w:t>user name</w:t>
-      </w:r>
-      <w:proofErr w:type="gramEnd"/>
-      <w:r>
-        <w:t>&gt;</w:t>
+        <w:t>&lt;user name&gt;</w:t>
       </w:r>
       <w:r>
         <w:t>\log</w:t>
@@ -2428,53 +2319,14 @@
         <w:t>.</w:t>
       </w:r>
       <w:r>
-        <w:t xml:space="preserve"> Steps for updating </w:t>
-      </w:r>
-      <w:proofErr w:type="spellStart"/>
-      <w:r>
-        <w:t>CubeMonitor</w:t>
-      </w:r>
-      <w:proofErr w:type="spellEnd"/>
-      <w:r>
-        <w:t xml:space="preserve"> after </w:t>
-      </w:r>
-      <w:proofErr w:type="gramStart"/>
-      <w:r>
-        <w:t>builds</w:t>
-      </w:r>
-      <w:proofErr w:type="gramEnd"/>
-      <w:r>
-        <w:t>.</w:t>
+        <w:t xml:space="preserve"> Steps for updating CubeMonitor after builds.</w:t>
       </w:r>
     </w:p>
     <w:p/>
     <w:p/>
     <w:p>
-      <w:proofErr w:type="spellStart"/>
-      <w:r>
-        <w:t>CubeMonitor</w:t>
-      </w:r>
-      <w:proofErr w:type="spellEnd"/>
-      <w:r>
-        <w:t xml:space="preserve"> works off memory addresses. After </w:t>
-      </w:r>
-      <w:proofErr w:type="gramStart"/>
-      <w:r>
-        <w:t>builds</w:t>
-      </w:r>
-      <w:proofErr w:type="gramEnd"/>
-      <w:r>
-        <w:t xml:space="preserve"> memory addresses can change. Fig. 5 shows steps for updating </w:t>
-      </w:r>
-      <w:proofErr w:type="spellStart"/>
-      <w:proofErr w:type="gramStart"/>
-      <w:r>
-        <w:t>CubeMonitor</w:t>
-      </w:r>
-      <w:proofErr w:type="spellEnd"/>
-      <w:proofErr w:type="gramEnd"/>
-      <w:r>
-        <w:t xml:space="preserve"> to grab the current memory addresses. Detailed instructions are discussed below.</w:t>
+      <w:r>
+        <w:t>CubeMonitor works off memory addresses. After builds memory addresses can change. Fig. 5 shows steps for updating CubeMonitor to grab the current memory addresses. Detailed instructions are discussed below.</w:t>
       </w:r>
     </w:p>
     <w:p/>
@@ -2516,7 +2368,6 @@
       <w:r>
         <w:t xml:space="preserve">Click </w:t>
       </w:r>
-      <w:proofErr w:type="gramStart"/>
       <w:r>
         <w:rPr>
           <w:i/>
@@ -2531,7 +2382,6 @@
         </w:rPr>
         <w:t>dit</w:t>
       </w:r>
-      <w:proofErr w:type="gramEnd"/>
       <w:r>
         <w:t xml:space="preserve"> button.</w:t>
       </w:r>
@@ -2600,7 +2450,6 @@
       <w:r>
         <w:t xml:space="preserve">Click </w:t>
       </w:r>
-      <w:proofErr w:type="gramStart"/>
       <w:r>
         <w:rPr>
           <w:i/>
@@ -2608,7 +2457,6 @@
         </w:rPr>
         <w:t>Update</w:t>
       </w:r>
-      <w:proofErr w:type="gramEnd"/>
       <w:r>
         <w:t xml:space="preserve"> button.</w:t>
       </w:r>
@@ -2628,7 +2476,6 @@
       <w:r>
         <w:t xml:space="preserve">Click </w:t>
       </w:r>
-      <w:proofErr w:type="gramStart"/>
       <w:r>
         <w:rPr>
           <w:i/>
@@ -2636,7 +2483,6 @@
         </w:rPr>
         <w:t>Done</w:t>
       </w:r>
-      <w:proofErr w:type="gramEnd"/>
       <w:r>
         <w:t xml:space="preserve"> button.</w:t>
       </w:r>
@@ -2701,15 +2547,7 @@
     </w:p>
     <w:p>
       <w:r>
-        <w:t xml:space="preserve">The firmware contains some user defined options that must be changed within the code itself (not in </w:t>
-      </w:r>
-      <w:proofErr w:type="spellStart"/>
-      <w:r>
-        <w:t>CubeMonitor</w:t>
-      </w:r>
-      <w:proofErr w:type="spellEnd"/>
-      <w:r>
-        <w:t xml:space="preserve">). </w:t>
+        <w:t xml:space="preserve">The firmware contains some user defined options that must be changed within the code itself (not in CubeMonitor). </w:t>
       </w:r>
     </w:p>
     <w:p>
@@ -2735,14 +2573,12 @@
       <w:r>
         <w:t xml:space="preserve">The user can modify the code in </w:t>
       </w:r>
-      <w:proofErr w:type="spellStart"/>
       <w:r>
         <w:rPr>
           <w:rFonts w:ascii="Courier New" w:hAnsi="Courier New" w:cs="Courier New"/>
         </w:rPr>
         <w:t>main.c</w:t>
       </w:r>
-      <w:proofErr w:type="spellEnd"/>
       <w:r>
         <w:t xml:space="preserve"> to initialize the Prosthesis device with the desired settings. </w:t>
       </w:r>
@@ -2880,20 +2716,11 @@
     </w:p>
     <w:p>
       <w:r>
-        <w:t xml:space="preserve">Enter </w:t>
-      </w:r>
-      <w:proofErr w:type="gramStart"/>
-      <w:r>
-        <w:t>a value</w:t>
-      </w:r>
-      <w:proofErr w:type="gramEnd"/>
-      <w:r>
-        <w:t xml:space="preserve"> below</w:t>
+        <w:t>Enter a value below</w:t>
       </w:r>
       <w:r>
         <w:t xml:space="preserve"> for </w:t>
       </w:r>
-      <w:proofErr w:type="spellStart"/>
       <w:r>
         <w:rPr>
           <w:rFonts w:ascii="Courier New" w:hAnsi="Courier New" w:cs="Courier New"/>
@@ -2907,7 +2734,6 @@
         </w:rPr>
         <w:t>Joint</w:t>
       </w:r>
-      <w:proofErr w:type="spellEnd"/>
       <w:r>
         <w:rPr>
           <w:color w:val="156082" w:themeColor="accent1"/>
@@ -3023,14 +2849,7 @@
         <w:rPr>
           <w:rFonts w:ascii="Courier New" w:hAnsi="Courier New" w:cs="Courier New"/>
         </w:rPr>
-        <w:t xml:space="preserve"> </w:t>
-      </w:r>
-      <w:proofErr w:type="spellStart"/>
-      <w:r>
-        <w:rPr>
-          <w:rFonts w:ascii="Courier New" w:hAnsi="Courier New" w:cs="Courier New"/>
-        </w:rPr>
-        <w:t>Prosthesis_Init.</w:t>
+        <w:t xml:space="preserve"> Prosthesis_Init.</w:t>
       </w:r>
       <w:r>
         <w:rPr>
@@ -3039,7 +2858,6 @@
         </w:rPr>
         <w:t>Side</w:t>
       </w:r>
-      <w:proofErr w:type="spellEnd"/>
       <w:r>
         <w:rPr>
           <w:color w:val="156082" w:themeColor="accent1"/>
@@ -3132,24 +2950,14 @@
       <w:r>
         <w:t xml:space="preserve">Various test programs are provided to check functionality at my desk. A test program is selected in </w:t>
       </w:r>
-      <w:proofErr w:type="spellStart"/>
       <w:r>
         <w:rPr>
           <w:rFonts w:ascii="Courier New" w:hAnsi="Courier New" w:cs="Courier New"/>
         </w:rPr>
         <w:t>main.c</w:t>
       </w:r>
-      <w:proofErr w:type="spellEnd"/>
-      <w:r>
-        <w:t xml:space="preserve"> as shown below. The options for test programs are described in the </w:t>
-      </w:r>
-      <w:proofErr w:type="gramStart"/>
-      <w:r>
-        <w:t>follow</w:t>
-      </w:r>
-      <w:proofErr w:type="gramEnd"/>
-      <w:r>
-        <w:t xml:space="preserve"> sections.</w:t>
+      <w:r>
+        <w:t xml:space="preserve"> as shown below. The options for test programs are described in the follow sections.</w:t>
       </w:r>
     </w:p>
     <w:p/>
@@ -3278,27 +3086,11 @@
       <w:r>
         <w:t xml:space="preserve">as the argument for the </w:t>
       </w:r>
-      <w:proofErr w:type="spellStart"/>
-      <w:proofErr w:type="gramStart"/>
       <w:r>
         <w:rPr>
           <w:rFonts w:ascii="Courier New" w:hAnsi="Courier New" w:cs="Courier New"/>
         </w:rPr>
-        <w:t>RequireTestProgram</w:t>
-      </w:r>
-      <w:proofErr w:type="spellEnd"/>
-      <w:r>
-        <w:rPr>
-          <w:rFonts w:ascii="Courier New" w:hAnsi="Courier New" w:cs="Courier New"/>
-        </w:rPr>
-        <w:t>(</w:t>
-      </w:r>
-      <w:proofErr w:type="gramEnd"/>
-      <w:r>
-        <w:rPr>
-          <w:rFonts w:ascii="Courier New" w:hAnsi="Courier New" w:cs="Courier New"/>
-        </w:rPr>
-        <w:t>)</w:t>
+        <w:t>RequireTestProgram()</w:t>
       </w:r>
       <w:r>
         <w:t xml:space="preserve"> function shown </w:t>
@@ -3316,31 +3108,23 @@
         <w:t xml:space="preserve"> Control parameters for both joints are set to initial values for every state. At the time of writing this section, Ankle parameters are all set to values that the participant is comfortable standing. Knee parameters are set to zero for Stance and tuned values for Swing.</w:t>
       </w:r>
       <w:r>
-        <w:t xml:space="preserve"> All control parameters can be adjusted in </w:t>
-      </w:r>
-      <w:proofErr w:type="spellStart"/>
-      <w:r>
-        <w:t>CubeMonitor</w:t>
-      </w:r>
-      <w:proofErr w:type="spellEnd"/>
+        <w:t xml:space="preserve"> All control parameters can be adjusted in CubeMonitor.</w:t>
+      </w:r>
+    </w:p>
+    <w:p>
+      <w:pPr>
+        <w:pStyle w:val="Heading2"/>
+      </w:pPr>
+      <w:bookmarkStart w:id="15" w:name="_Toc203726525"/>
+      <w:r>
+        <w:t>5</w:t>
+      </w:r>
+      <w:r>
+        <w:t>.2</w:t>
+      </w:r>
       <w:r>
         <w:t>.</w:t>
       </w:r>
-    </w:p>
-    <w:p>
-      <w:pPr>
-        <w:pStyle w:val="Heading2"/>
-      </w:pPr>
-      <w:bookmarkStart w:id="15" w:name="_Toc203726525"/>
-      <w:r>
-        <w:t>5</w:t>
-      </w:r>
-      <w:r>
-        <w:t>.2</w:t>
-      </w:r>
-      <w:r>
-        <w:t>.</w:t>
-      </w:r>
       <w:r>
         <w:t>2</w:t>
       </w:r>
@@ -3353,7 +3137,6 @@
       <w:r>
         <w:t xml:space="preserve">Enter value </w:t>
       </w:r>
-      <w:proofErr w:type="spellStart"/>
       <w:r>
         <w:rPr>
           <w:rFonts w:ascii="Courier New" w:hAnsi="Courier New" w:cs="Courier New"/>
@@ -3363,7 +3146,6 @@
         </w:rPr>
         <w:t>ReadOnly</w:t>
       </w:r>
-      <w:proofErr w:type="spellEnd"/>
       <w:r>
         <w:rPr>
           <w:color w:val="156082" w:themeColor="accent1"/>
@@ -3373,27 +3155,11 @@
       <w:r>
         <w:t xml:space="preserve">as the argument for the </w:t>
       </w:r>
-      <w:proofErr w:type="spellStart"/>
-      <w:proofErr w:type="gramStart"/>
       <w:r>
         <w:rPr>
           <w:rFonts w:ascii="Courier New" w:hAnsi="Courier New" w:cs="Courier New"/>
         </w:rPr>
-        <w:t>RequireTestProgram</w:t>
-      </w:r>
-      <w:proofErr w:type="spellEnd"/>
-      <w:r>
-        <w:rPr>
-          <w:rFonts w:ascii="Courier New" w:hAnsi="Courier New" w:cs="Courier New"/>
-        </w:rPr>
-        <w:t>(</w:t>
-      </w:r>
-      <w:proofErr w:type="gramEnd"/>
-      <w:r>
-        <w:rPr>
-          <w:rFonts w:ascii="Courier New" w:hAnsi="Courier New" w:cs="Courier New"/>
-        </w:rPr>
-        <w:t>)</w:t>
+        <w:t>RequireTestProgram()</w:t>
       </w:r>
       <w:r>
         <w:t xml:space="preserve"> </w:t>
@@ -3440,7 +3206,6 @@
       <w:r>
         <w:t xml:space="preserve">Enter value </w:t>
       </w:r>
-      <w:proofErr w:type="spellStart"/>
       <w:r>
         <w:rPr>
           <w:rFonts w:ascii="Courier New" w:hAnsi="Courier New" w:cs="Courier New"/>
@@ -3448,9 +3213,38 @@
           <w:iCs/>
           <w:color w:val="156082" w:themeColor="accent1"/>
         </w:rPr>
-        <w:t>ImpedanceControl</w:t>
-      </w:r>
-      <w:proofErr w:type="spellEnd"/>
+        <w:t xml:space="preserve">ImpedanceControl </w:t>
+      </w:r>
+      <w:r>
+        <w:t xml:space="preserve">in the argument for the </w:t>
+      </w:r>
+      <w:r>
+        <w:rPr>
+          <w:rFonts w:ascii="Courier New" w:hAnsi="Courier New" w:cs="Courier New"/>
+        </w:rPr>
+        <w:t>RequireTestProgram()</w:t>
+      </w:r>
+      <w:r>
+        <w:t xml:space="preserve"> </w:t>
+      </w:r>
+      <w:r>
+        <w:t>function</w:t>
+      </w:r>
+      <w:r>
+        <w:t xml:space="preserve"> as shown </w:t>
+      </w:r>
+      <w:r>
+        <w:t xml:space="preserve">in Fig. </w:t>
+      </w:r>
+      <w:r>
+        <w:t>7</w:t>
+      </w:r>
+      <w:r>
+        <w:t xml:space="preserve">. </w:t>
+      </w:r>
+      <w:r>
+        <w:t xml:space="preserve">Works identically as </w:t>
+      </w:r>
       <w:r>
         <w:rPr>
           <w:rFonts w:ascii="Courier New" w:hAnsi="Courier New" w:cs="Courier New"/>
@@ -3458,91 +3252,10 @@
           <w:iCs/>
           <w:color w:val="156082" w:themeColor="accent1"/>
         </w:rPr>
-        <w:t xml:space="preserve"> </w:t>
-      </w:r>
-      <w:r>
-        <w:t xml:space="preserve">in the argument for the </w:t>
-      </w:r>
-      <w:proofErr w:type="spellStart"/>
-      <w:proofErr w:type="gramStart"/>
-      <w:r>
-        <w:rPr>
-          <w:rFonts w:ascii="Courier New" w:hAnsi="Courier New" w:cs="Courier New"/>
-        </w:rPr>
-        <w:t>RequireTestProgram</w:t>
-      </w:r>
-      <w:proofErr w:type="spellEnd"/>
-      <w:r>
-        <w:rPr>
-          <w:rFonts w:ascii="Courier New" w:hAnsi="Courier New" w:cs="Courier New"/>
-        </w:rPr>
-        <w:t>(</w:t>
-      </w:r>
-      <w:proofErr w:type="gramEnd"/>
-      <w:r>
-        <w:rPr>
-          <w:rFonts w:ascii="Courier New" w:hAnsi="Courier New" w:cs="Courier New"/>
-        </w:rPr>
-        <w:t>)</w:t>
-      </w:r>
-      <w:r>
-        <w:t xml:space="preserve"> </w:t>
-      </w:r>
-      <w:r>
-        <w:t>function</w:t>
-      </w:r>
-      <w:r>
-        <w:t xml:space="preserve"> as shown </w:t>
-      </w:r>
-      <w:r>
-        <w:t xml:space="preserve">in Fig. </w:t>
-      </w:r>
-      <w:r>
-        <w:t>7</w:t>
-      </w:r>
-      <w:r>
-        <w:t xml:space="preserve">. </w:t>
-      </w:r>
-      <w:r>
-        <w:t xml:space="preserve">Works identically as </w:t>
-      </w:r>
-      <w:r>
-        <w:rPr>
-          <w:rFonts w:ascii="Courier New" w:hAnsi="Courier New" w:cs="Courier New"/>
-          <w:i/>
-          <w:iCs/>
-          <w:color w:val="156082" w:themeColor="accent1"/>
-        </w:rPr>
         <w:t>None</w:t>
       </w:r>
       <w:r>
-        <w:t xml:space="preserve"> but the state machine has no </w:t>
-      </w:r>
-      <w:proofErr w:type="spellStart"/>
-      <w:proofErr w:type="gramStart"/>
-      <w:r>
-        <w:t>affect</w:t>
-      </w:r>
-      <w:proofErr w:type="spellEnd"/>
-      <w:proofErr w:type="gramEnd"/>
-      <w:r>
-        <w:t xml:space="preserve"> on the control parameters. </w:t>
-      </w:r>
-      <w:proofErr w:type="gramStart"/>
-      <w:r>
-        <w:t>Instead</w:t>
-      </w:r>
-      <w:proofErr w:type="gramEnd"/>
-      <w:r>
-        <w:t xml:space="preserve"> a single set of parameters are used which can be set from </w:t>
-      </w:r>
-      <w:proofErr w:type="spellStart"/>
-      <w:r>
-        <w:t>CubeMonitor</w:t>
-      </w:r>
-      <w:proofErr w:type="spellEnd"/>
-      <w:r>
-        <w:t>. This can be helpful for bench testing purposes where it is difficult to have the state machine trigger correctly.</w:t>
+        <w:t xml:space="preserve"> but the state machine has no affect on the control parameters. Instead a single set of parameters are used which can be set from CubeMonitor. This can be helpful for bench testing purposes where it is difficult to have the state machine trigger correctly.</w:t>
       </w:r>
       <w:r>
         <w:br/>
@@ -3637,31 +3350,7 @@
         <w:t>pr</w:t>
       </w:r>
       <w:r>
-        <w:t xml:space="preserve">ograms selected via </w:t>
-      </w:r>
-      <w:proofErr w:type="spellStart"/>
-      <w:r>
-        <w:t>CubeMonitor</w:t>
-      </w:r>
-      <w:proofErr w:type="spellEnd"/>
-      <w:r>
-        <w:t xml:space="preserve"> instead of changing the actual firmware. This was attempted, but it only worked by passing variable addresses in </w:t>
-      </w:r>
-      <w:proofErr w:type="spellStart"/>
-      <w:r>
-        <w:t>CubeMonitor</w:t>
-      </w:r>
-      <w:proofErr w:type="spellEnd"/>
-      <w:r>
-        <w:t xml:space="preserve">. When the firmware is rebuilt, the variable addresses can (and most often do) change. However, others who are smarter than me might be able to figure out a way to get it to work, or perhaps </w:t>
-      </w:r>
-      <w:proofErr w:type="spellStart"/>
-      <w:r>
-        <w:t>CubeMonitor</w:t>
-      </w:r>
-      <w:proofErr w:type="spellEnd"/>
-      <w:r>
-        <w:t xml:space="preserve"> will make this approach more robust in the future.</w:t>
+        <w:t>ograms selected via CubeMonitor instead of changing the actual firmware. This was attempted, but it only worked by passing variable addresses in CubeMonitor. When the firmware is rebuilt, the variable addresses can (and most often do) change. However, others who are smarter than me might be able to figure out a way to get it to work, or perhaps CubeMonitor will make this approach more robust in the future.</w:t>
       </w:r>
     </w:p>
     <w:sectPr>

--- a/Documents/Prosthesis v1 Application Notes.docx
+++ b/Documents/Prosthesis v1 Application Notes.docx
@@ -1377,62 +1377,6 @@
         <w:t>Notes</w:t>
       </w:r>
       <w:bookmarkEnd w:id="0"/>
-    </w:p>
-    <w:p>
-      <w:pPr>
-        <w:numPr>
-          <w:ilvl w:val="0"/>
-          <w:numId w:val="2"/>
-        </w:numPr>
-        <w:ind w:left="360"/>
-      </w:pPr>
-      <w:r>
-        <w:rPr>
-          <w:b/>
-          <w:bCs/>
-          <w:color w:val="FF0000"/>
-        </w:rPr>
-        <w:t>IMPORTANT:</w:t>
-      </w:r>
-      <w:r>
-        <w:t xml:space="preserve"> It was discovered after final experiments that the central member of the Load Cell was upside down, meaning magnets were facing the wrong direction. It didn’t impede experiments as the magnets were still close enough to the sensors to generate decent signal.</w:t>
-      </w:r>
-      <w:r>
-        <w:rPr>
-          <w:b/>
-          <w:bCs/>
-          <w:color w:val="FF0000"/>
-        </w:rPr>
-        <w:t xml:space="preserve"> </w:t>
-      </w:r>
-      <w:r>
-        <w:t>After discovery the central member was flipped to the correct orientation to be used in experiments on other devices.</w:t>
-      </w:r>
-      <w:r>
-        <w:rPr>
-          <w:b/>
-          <w:bCs/>
-        </w:rPr>
-        <w:t xml:space="preserve"> Thus, Load Cell thresholds in this firmware will most likely need to be adjusted </w:t>
-      </w:r>
-      <w:r>
-        <w:rPr>
-          <w:b/>
-          <w:bCs/>
-        </w:rPr>
-        <w:t>for future use</w:t>
-      </w:r>
-      <w:r>
-        <w:t>.</w:t>
-      </w:r>
-      <w:r>
-        <w:rPr>
-          <w:b/>
-          <w:bCs/>
-          <w:color w:val="FF0000"/>
-        </w:rPr>
-        <w:br/>
-      </w:r>
     </w:p>
     <w:p>
       <w:pPr>
@@ -1727,7 +1671,6 @@
       </w:pPr>
       <w:bookmarkStart w:id="2" w:name="_Toc203726512"/>
       <w:r>
-        <w:lastRenderedPageBreak/>
         <w:t>1.2</w:t>
       </w:r>
       <w:r>
@@ -1749,7 +1692,11 @@
         <w:t>All</w:t>
       </w:r>
       <w:r>
-        <w:t xml:space="preserve"> files were built with STM32CubeIDE 1.10.1 with no errors or warnings. Using newer versions of STM32CubeIDE (which may have newer versions of GCC and/or Eclipse) may be stricter on builds yielding errors/warnings</w:t>
+        <w:t xml:space="preserve"> files were built with STM32CubeIDE 1.10.1 with no errors or warnings. Using newer versions of STM32CubeIDE (which may have newer versions of GCC and/or Eclipse) may be stricter on </w:t>
+      </w:r>
+      <w:r>
+        <w:lastRenderedPageBreak/>
+        <w:t>builds yielding errors/warnings</w:t>
       </w:r>
       <w:r>
         <w:t>.</w:t>
@@ -1840,7 +1787,7 @@
           <w:noProof/>
         </w:rPr>
         <w:drawing>
-          <wp:inline distT="0" distB="0" distL="0" distR="0" wp14:anchorId="7CDF1894" wp14:editId="54EFCACD">
+          <wp:inline distT="0" distB="0" distL="0" distR="0" wp14:anchorId="7CDF1894" wp14:editId="46260AD3">
             <wp:extent cx="5719664" cy="7538224"/>
             <wp:effectExtent l="0" t="0" r="0" b="5715"/>
             <wp:docPr id="1512744313" name="Picture 3" descr="A screenshot of a computer screen&#10;&#10;AI-generated content may be incorrect."/>
